--- a/specs/02-importacion-masiva-empleados.docx
+++ b/specs/02-importacion-masiva-empleados.docx
@@ -1625,7 +1625,7 @@
               <w:pStyle w:val="Compact"/>
             </w:pPr>
             <w:r>
-              <w:t xml:space="preserve">Obligatorio. Se castea a entero.</w:t>
+              <w:t xml:space="preserve">Obligatorio, entero.</w:t>
             </w:r>
             <w:r>
               <w:t xml:space="preserve"> </w:t>
@@ -1635,13 +1635,70 @@
                 <w:b/>
                 <w:bCs/>
               </w:rPr>
-              <w:t xml:space="preserve">No se valida</w:t>
-            </w:r>
-            <w:r>
-              <w:t xml:space="preserve"> </w:t>
-            </w:r>
-            <w:r>
-              <w:t xml:space="preserve">que el departamento exista (§9).</w:t>
+              <w:t xml:space="preserve">Validado (2026-09-01)</w:t>
+            </w:r>
+            <w:r>
+              <w:t xml:space="preserve">:</w:t>
+            </w:r>
+            <w:r>
+              <w:t xml:space="preserve"> </w:t>
+            </w:r>
+            <w:r>
+              <w:rPr>
+                <w:rStyle w:val="VerbatimChar"/>
+              </w:rPr>
+              <w:t xml:space="preserve">preview()</w:t>
+            </w:r>
+            <w:r>
+              <w:t xml:space="preserve"> </w:t>
+            </w:r>
+            <w:r>
+              <w:t xml:space="preserve">e</w:t>
+            </w:r>
+            <w:r>
+              <w:t xml:space="preserve"> </w:t>
+            </w:r>
+            <w:r>
+              <w:rPr>
+                <w:rStyle w:val="VerbatimChar"/>
+              </w:rPr>
+              <w:t xml:space="preserve">importar()</w:t>
+            </w:r>
+            <w:r>
+              <w:t xml:space="preserve"> </w:t>
+            </w:r>
+            <w:r>
+              <w:t xml:space="preserve">verifican que exista en</w:t>
+            </w:r>
+            <w:r>
+              <w:t xml:space="preserve"> </w:t>
+            </w:r>
+            <w:r>
+              <w:rPr>
+                <w:rStyle w:val="VerbatimChar"/>
+              </w:rPr>
+              <w:t xml:space="preserve">ad_departamento</w:t>
+            </w:r>
+            <w:r>
+              <w:t xml:space="preserve"> </w:t>
+            </w:r>
+            <w:r>
+              <w:t xml:space="preserve">y no sea</w:t>
+            </w:r>
+            <w:r>
+              <w:t xml:space="preserve"> </w:t>
+            </w:r>
+            <w:r>
+              <w:rPr>
+                <w:rStyle w:val="VerbatimChar"/>
+              </w:rPr>
+              <w:t xml:space="preserve">999</w:t>
+            </w:r>
+            <w:r>
+              <w:t xml:space="preserve"> </w:t>
+            </w:r>
+            <w:r>
+              <w:t xml:space="preserve">— antes se aceptaba cualquier número en silencio.</w:t>
             </w:r>
           </w:p>
         </w:tc>
@@ -4040,7 +4097,22 @@
         <w:rPr>
           <w:rStyle w:val="VerbatimChar"/>
         </w:rPr>
-        <w:t xml:space="preserve">id_emp = str_pad(max(id_emp)+1, 5, '0')</w:t>
+        <w:t xml:space="preserve">id_emp = Empleado::generarSiguienteId()</w:t>
+      </w:r>
+      <w:r>
+        <w:t xml:space="preserve"> </w:t>
+      </w:r>
+      <w:r>
+        <w:t xml:space="preserve">(con</w:t>
+      </w:r>
+      <w:r>
+        <w:t xml:space="preserve"> </w:t>
+      </w:r>
+      <w:r>
+        <w:rPr>
+          <w:rStyle w:val="VerbatimChar"/>
+        </w:rPr>
+        <w:t xml:space="preserve">pg_advisory_xact_lock()</w:t>
       </w:r>
       <w:r>
         <w:t xml:space="preserve">,</w:t>
@@ -4049,6 +4121,27 @@
         <w:t xml:space="preserve"> </w:t>
       </w:r>
       <w:r>
+        <w:t xml:space="preserve">dentro de la transacción — 2026-09-01; antes</w:t>
+      </w:r>
+      <w:r>
+        <w:t xml:space="preserve"> </w:t>
+      </w:r>
+      <w:r>
+        <w:rPr>
+          <w:rStyle w:val="VerbatimChar"/>
+        </w:rPr>
+        <w:t xml:space="preserve">max(id_emp)+1</w:t>
+      </w:r>
+      <w:r>
+        <w:t xml:space="preserve"> </w:t>
+      </w:r>
+      <w:r>
+        <w:t xml:space="preserve">sin bloqueo),</w:t>
+      </w:r>
+      <w:r>
+        <w:t xml:space="preserve"> </w:t>
+      </w:r>
+      <w:r>
         <w:rPr>
           <w:rStyle w:val="VerbatimChar"/>
         </w:rPr>
@@ -4058,13 +4151,7 @@
         <w:t xml:space="preserve"> </w:t>
       </w:r>
       <w:r>
-        <w:t xml:space="preserve">rellenada a 10</w:t>
-      </w:r>
-      <w:r>
-        <w:t xml:space="preserve"> </w:t>
-      </w:r>
-      <w:r>
-        <w:t xml:space="preserve">dígitos,</w:t>
+        <w:t xml:space="preserve">rellenada a 10 dígitos,</w:t>
       </w:r>
       <w:r>
         <w:t xml:space="preserve"> </w:t>
@@ -4088,7 +4175,13 @@
         <w:t xml:space="preserve">Empleado::create()</w:t>
       </w:r>
       <w:r>
-        <w:t xml:space="preserve">. Se crea</w:t>
+        <w:t xml:space="preserve">. Se</w:t>
+      </w:r>
+      <w:r>
+        <w:t xml:space="preserve"> </w:t>
+      </w:r>
+      <w:r>
+        <w:t xml:space="preserve">crea</w:t>
       </w:r>
       <w:r>
         <w:t xml:space="preserve"> </w:t>
@@ -5650,19 +5743,22 @@
               <w:pStyle w:val="Compact"/>
             </w:pPr>
             <w:r>
-              <w:t xml:space="preserve">Se guarda igual (no se valida FK). Riesgo de dejar empleados</w:t>
-            </w:r>
-            <w:r>
-              <w:t xml:space="preserve"> </w:t>
-            </w:r>
-            <w:r>
-              <w:t xml:space="preserve">“huérfanos”</w:t>
-            </w:r>
-            <w:r>
-              <w:t xml:space="preserve"> </w:t>
-            </w:r>
-            <w:r>
-              <w:t xml:space="preserve">o dentro del 999.</w:t>
+              <w:t xml:space="preserve">Fila rechazada (2026-09-01) — se valida contra</w:t>
+            </w:r>
+            <w:r>
+              <w:t xml:space="preserve"> </w:t>
+            </w:r>
+            <w:r>
+              <w:rPr>
+                <w:rStyle w:val="VerbatimChar"/>
+              </w:rPr>
+              <w:t xml:space="preserve">ad_departamento</w:t>
+            </w:r>
+            <w:r>
+              <w:t xml:space="preserve"> </w:t>
+            </w:r>
+            <w:r>
+              <w:t xml:space="preserve">y se descarta el 999.</w:t>
             </w:r>
           </w:p>
         </w:tc>
@@ -5847,22 +5943,7 @@
               <w:pStyle w:val="Compact"/>
             </w:pPr>
             <w:r>
-              <w:t xml:space="preserve">Todo en una transacción +</w:t>
-            </w:r>
-            <w:r>
-              <w:t xml:space="preserve"> </w:t>
-            </w:r>
-            <w:r>
-              <w:rPr>
-                <w:rStyle w:val="VerbatimChar"/>
-              </w:rPr>
-              <w:t xml:space="preserve">max(id_emp)</w:t>
-            </w:r>
-            <w:r>
-              <w:t xml:space="preserve"> </w:t>
-            </w:r>
-            <w:r>
-              <w:t xml:space="preserve">consultado por cada alta → O(n) queries; sin bloqueo, riesgo teórico de colisión de</w:t>
+              <w:t xml:space="preserve">Todo en una transacción;</w:t>
             </w:r>
             <w:r>
               <w:t xml:space="preserve"> </w:t>
@@ -5877,7 +5958,31 @@
               <w:t xml:space="preserve"> </w:t>
             </w:r>
             <w:r>
-              <w:t xml:space="preserve">con altas concurrentes.</w:t>
+              <w:t xml:space="preserve">de cada alta vía</w:t>
+            </w:r>
+            <w:r>
+              <w:t xml:space="preserve"> </w:t>
+            </w:r>
+            <w:r>
+              <w:rPr>
+                <w:rStyle w:val="VerbatimChar"/>
+              </w:rPr>
+              <w:t xml:space="preserve">Empleado::generarSiguienteId()</w:t>
+            </w:r>
+            <w:r>
+              <w:t xml:space="preserve"> </w:t>
+            </w:r>
+            <w:r>
+              <w:t xml:space="preserve">(</w:t>
+            </w:r>
+            <w:r>
+              <w:rPr>
+                <w:rStyle w:val="VerbatimChar"/>
+              </w:rPr>
+              <w:t xml:space="preserve">pg_advisory_xact_lock</w:t>
+            </w:r>
+            <w:r>
+              <w:t xml:space="preserve">, 2026-09-01) — sin colisión con altas concurrentes.</w:t>
             </w:r>
           </w:p>
         </w:tc>
@@ -6163,24 +6268,30 @@
         </w:numPr>
       </w:pPr>
       <w:r>
+        <w:t xml:space="preserve">✅</w:t>
+      </w:r>
+      <w:r>
+        <w:t xml:space="preserve"> </w:t>
+      </w:r>
+      <w:r>
         <w:rPr>
           <w:b/>
           <w:bCs/>
         </w:rPr>
-        <w:t xml:space="preserve">Sin validación de</w:t>
-      </w:r>
-      <w:r>
-        <w:rPr>
-          <w:b/>
-          <w:bCs/>
-        </w:rPr>
-        <w:t xml:space="preserve"> </w:t>
-      </w:r>
-      <w:r>
-        <w:rPr>
-          <w:rStyle w:val="VerbatimChar"/>
-          <w:b/>
-          <w:bCs/>
+        <w:t xml:space="preserve">RESUELTO (2026-09-01)</w:t>
+      </w:r>
+      <w:r>
+        <w:t xml:space="preserve"> </w:t>
+      </w:r>
+      <w:r>
+        <w:t xml:space="preserve">—</w:t>
+      </w:r>
+      <w:r>
+        <w:t xml:space="preserve"> </w:t>
+      </w:r>
+      <w:r>
+        <w:rPr>
+          <w:rStyle w:val="VerbatimChar"/>
         </w:rPr>
         <w:t xml:space="preserve">id_depto</w:t>
       </w:r>
@@ -6188,7 +6299,7 @@
         <w:t xml:space="preserve"> </w:t>
       </w:r>
       <w:r>
-        <w:t xml:space="preserve">contra</w:t>
+        <w:t xml:space="preserve">se valida contra</w:t>
       </w:r>
       <w:r>
         <w:t xml:space="preserve"> </w:t>
@@ -6203,17 +6314,40 @@
         <w:t xml:space="preserve"> </w:t>
       </w:r>
       <w:r>
-        <w:t xml:space="preserve">ni exclusión del 999.</w:t>
-      </w:r>
-      <w:r>
-        <w:t xml:space="preserve"> </w:t>
-      </w:r>
-      <w:r>
-        <w:rPr>
-          <w:i/>
-          <w:iCs/>
-        </w:rPr>
-        <w:t xml:space="preserve">(abierto)</w:t>
+        <w:t xml:space="preserve">y se rechaza el 999,</w:t>
+      </w:r>
+      <w:r>
+        <w:t xml:space="preserve"> </w:t>
+      </w:r>
+      <w:r>
+        <w:t xml:space="preserve">tanto en</w:t>
+      </w:r>
+      <w:r>
+        <w:t xml:space="preserve"> </w:t>
+      </w:r>
+      <w:r>
+        <w:rPr>
+          <w:rStyle w:val="VerbatimChar"/>
+        </w:rPr>
+        <w:t xml:space="preserve">preview()</w:t>
+      </w:r>
+      <w:r>
+        <w:t xml:space="preserve"> </w:t>
+      </w:r>
+      <w:r>
+        <w:t xml:space="preserve">como en</w:t>
+      </w:r>
+      <w:r>
+        <w:t xml:space="preserve"> </w:t>
+      </w:r>
+      <w:r>
+        <w:rPr>
+          <w:rStyle w:val="VerbatimChar"/>
+        </w:rPr>
+        <w:t xml:space="preserve">importar()</w:t>
+      </w:r>
+      <w:r>
+        <w:t xml:space="preserve">.</w:t>
       </w:r>
     </w:p>
     <w:p>
@@ -6264,6 +6398,16 @@
       <w:r>
         <w:t xml:space="preserve">; Excel en español falla.</w:t>
       </w:r>
+      <w:r>
+        <w:t xml:space="preserve"> </w:t>
+      </w:r>
+      <w:r>
+        <w:rPr>
+          <w:i/>
+          <w:iCs/>
+        </w:rPr>
+        <w:t xml:space="preserve">(abierto — P3)</w:t>
+      </w:r>
     </w:p>
     <w:p>
       <w:pPr>
@@ -6338,7 +6482,7 @@
         <w:rPr>
           <w:rStyle w:val="VerbatimChar"/>
         </w:rPr>
-        <w:t xml:space="preserve">"0"</w:t>
+        <w:t xml:space="preserve">"NO"</w:t>
       </w:r>
       <w:r>
         <w:t xml:space="preserve"> </w:t>
@@ -6353,55 +6497,16 @@
         <w:rPr>
           <w:rStyle w:val="VerbatimChar"/>
         </w:rPr>
-        <w:t xml:space="preserve">false</w:t>
-      </w:r>
-      <w:r>
-        <w:t xml:space="preserve"> </w:t>
-      </w:r>
-      <w:r>
-        <w:t xml:space="preserve">(ok,</w:t>
-      </w:r>
-      <w:r>
-        <w:t xml:space="preserve"> </w:t>
-      </w:r>
-      <w:r>
-        <w:rPr>
-          <w:rStyle w:val="VerbatimChar"/>
-        </w:rPr>
-        <w:t xml:space="preserve">"0"</w:t>
-      </w:r>
-      <w:r>
-        <w:t xml:space="preserve"> </w:t>
-      </w:r>
-      <w:r>
-        <w:t xml:space="preserve">es falsy en PHP), pero</w:t>
-      </w:r>
-      <w:r>
-        <w:t xml:space="preserve"> </w:t>
-      </w:r>
-      <w:r>
-        <w:rPr>
-          <w:rStyle w:val="VerbatimChar"/>
-        </w:rPr>
-        <w:t xml:space="preserve">"NO"</w:t>
-      </w:r>
-      <w:r>
-        <w:t xml:space="preserve"> </w:t>
-      </w:r>
-      <w:r>
-        <w:t xml:space="preserve">→</w:t>
-      </w:r>
-      <w:r>
-        <w:t xml:space="preserve"> </w:t>
-      </w:r>
-      <w:r>
-        <w:rPr>
-          <w:rStyle w:val="VerbatimChar"/>
-        </w:rPr>
         <w:t xml:space="preserve">true</w:t>
       </w:r>
       <w:r>
-        <w:t xml:space="preserve">. Inconsistente con los</w:t>
+        <w:t xml:space="preserve">.</w:t>
+      </w:r>
+      <w:r>
+        <w:t xml:space="preserve"> </w:t>
+      </w:r>
+      <w:r>
+        <w:t xml:space="preserve">Inconsistente con los</w:t>
       </w:r>
       <w:r>
         <w:t xml:space="preserve"> </w:t>
@@ -6429,6 +6534,16 @@
       </w:r>
       <w:r>
         <w:t xml:space="preserve">.</w:t>
+      </w:r>
+      <w:r>
+        <w:t xml:space="preserve"> </w:t>
+      </w:r>
+      <w:r>
+        <w:rPr>
+          <w:i/>
+          <w:iCs/>
+        </w:rPr>
+        <w:t xml:space="preserve">(abierto — P3)</w:t>
       </w:r>
     </w:p>
     <w:p>
@@ -6482,6 +6597,16 @@
       <w:r>
         <w:t xml:space="preserve">se corrompe.</w:t>
       </w:r>
+      <w:r>
+        <w:t xml:space="preserve"> </w:t>
+      </w:r>
+      <w:r>
+        <w:rPr>
+          <w:i/>
+          <w:iCs/>
+        </w:rPr>
+        <w:t xml:space="preserve">(abierto — P3)</w:t>
+      </w:r>
     </w:p>
     <w:p>
       <w:pPr>
@@ -6492,41 +6617,77 @@
         </w:numPr>
       </w:pPr>
       <w:r>
-        <w:rPr>
-          <w:rStyle w:val="VerbatimChar"/>
+        <w:t xml:space="preserve">✅</w:t>
+      </w:r>
+      <w:r>
+        <w:t xml:space="preserve"> </w:t>
+      </w:r>
+      <w:r>
+        <w:rPr>
           <w:b/>
           <w:bCs/>
         </w:rPr>
-        <w:t xml:space="preserve">max(id_emp)</w:t>
-      </w:r>
-      <w:r>
-        <w:rPr>
-          <w:b/>
-          <w:bCs/>
-        </w:rPr>
-        <w:t xml:space="preserve"> </w:t>
-      </w:r>
-      <w:r>
-        <w:rPr>
-          <w:b/>
-          <w:bCs/>
-        </w:rPr>
-        <w:t xml:space="preserve">por fila</w:t>
-      </w:r>
-      <w:r>
-        <w:t xml:space="preserve"> </w:t>
-      </w:r>
-      <w:r>
-        <w:t xml:space="preserve">dentro de la transacción — ineficiente y sin bloqueo (</w:t>
-      </w:r>
-      <w:r>
-        <w:rPr>
-          <w:rStyle w:val="VerbatimChar"/>
-        </w:rPr>
-        <w:t xml:space="preserve">SELECT ... FOR UPDATE</w:t>
-      </w:r>
-      <w:r>
-        <w:t xml:space="preserve">).</w:t>
+        <w:t xml:space="preserve">RESUELTO (2026-09-01)</w:t>
+      </w:r>
+      <w:r>
+        <w:t xml:space="preserve"> </w:t>
+      </w:r>
+      <w:r>
+        <w:t xml:space="preserve">—</w:t>
+      </w:r>
+      <w:r>
+        <w:t xml:space="preserve"> </w:t>
+      </w:r>
+      <w:r>
+        <w:rPr>
+          <w:rStyle w:val="VerbatimChar"/>
+        </w:rPr>
+        <w:t xml:space="preserve">id_emp</w:t>
+      </w:r>
+      <w:r>
+        <w:t xml:space="preserve"> </w:t>
+      </w:r>
+      <w:r>
+        <w:t xml:space="preserve">de cada alta vía</w:t>
+      </w:r>
+      <w:r>
+        <w:t xml:space="preserve"> </w:t>
+      </w:r>
+      <w:r>
+        <w:rPr>
+          <w:rStyle w:val="VerbatimChar"/>
+        </w:rPr>
+        <w:t xml:space="preserve">Empleado::generarSiguienteId()</w:t>
+      </w:r>
+      <w:r>
+        <w:t xml:space="preserve"> </w:t>
+      </w:r>
+      <w:r>
+        <w:t xml:space="preserve">(</w:t>
+      </w:r>
+      <w:r>
+        <w:rPr>
+          <w:rStyle w:val="VerbatimChar"/>
+        </w:rPr>
+        <w:t xml:space="preserve">pg_advisory_xact_lock</w:t>
+      </w:r>
+      <w:r>
+        <w:t xml:space="preserve">), no</w:t>
+      </w:r>
+      <w:r>
+        <w:t xml:space="preserve"> </w:t>
+      </w:r>
+      <w:r>
+        <w:rPr>
+          <w:rStyle w:val="VerbatimChar"/>
+        </w:rPr>
+        <w:t xml:space="preserve">max(id_emp)+1</w:t>
+      </w:r>
+      <w:r>
+        <w:t xml:space="preserve"> </w:t>
+      </w:r>
+      <w:r>
+        <w:t xml:space="preserve">sin bloqueo.</w:t>
       </w:r>
     </w:p>
     <w:p>
@@ -6584,7 +6745,7 @@
         <w:t xml:space="preserve"> </w:t>
       </w:r>
       <w:r>
-        <w:t xml:space="preserve">los campos ausentes — es el diseño</w:t>
+        <w:t xml:space="preserve">los campos ausentes — diseño</w:t>
       </w:r>
       <w:r>
         <w:t xml:space="preserve"> </w:t>
@@ -6596,7 +6757,17 @@
         <w:t xml:space="preserve">“no hace merge”</w:t>
       </w:r>
       <w:r>
-        <w:t xml:space="preserve">), pero es fácil borrar datos sin querer si el CSV no trae todas las columnas.</w:t>
+        <w:t xml:space="preserve">).</w:t>
+      </w:r>
+      <w:r>
+        <w:t xml:space="preserve"> </w:t>
+      </w:r>
+      <w:r>
+        <w:rPr>
+          <w:i/>
+          <w:iCs/>
+        </w:rPr>
+        <w:t xml:space="preserve">(abierto — riesgo aceptado)</w:t>
       </w:r>
     </w:p>
     <w:p>
